--- a/templates/budget_report.docx
+++ b/templates/budget_report.docx
@@ -8,7 +8,6 @@
       </w:pPr>
       <w:r>
         <w:rPr>
-          <w:rFonts w:ascii="黑体" w:hAnsi="黑体"/>
           <w:b/>
           <w:sz w:val="44"/>
         </w:rPr>
@@ -41,6 +40,227 @@
       </w:r>
     </w:p>
     <w:p/>
+    <w:p>
+      <w:pPr>
+        <w:pStyle w:val="Heading2"/>
+      </w:pPr>
+      <w:r>
+        <w:t>一、经费预算汇总</w:t>
+      </w:r>
+    </w:p>
+    <w:tbl>
+      <w:tblPr>
+        <w:tblStyle w:val="ResearchTable"/>
+        <w:tblW w:type="auto" w:w="0"/>
+        <w:tblLook w:firstColumn="1" w:firstRow="1" w:lastColumn="0" w:lastRow="0" w:noHBand="0" w:noVBand="1" w:val="04A0"/>
+      </w:tblPr>
+      <w:tblGrid>
+        <w:gridCol w:w="2771"/>
+        <w:gridCol w:w="2771"/>
+        <w:gridCol w:w="2771"/>
+      </w:tblGrid>
+      <w:tr>
+        <w:tc>
+          <w:tcPr>
+            <w:tcW w:type="dxa" w:w="2771"/>
+          </w:tcPr>
+          <w:p>
+            <w:r>
+              <w:t>序号</w:t>
+            </w:r>
+          </w:p>
+        </w:tc>
+        <w:tc>
+          <w:tcPr>
+            <w:tcW w:type="dxa" w:w="2771"/>
+          </w:tcPr>
+          <w:p>
+            <w:r>
+              <w:t>科目</w:t>
+            </w:r>
+          </w:p>
+        </w:tc>
+        <w:tc>
+          <w:tcPr>
+            <w:tcW w:type="dxa" w:w="2771"/>
+          </w:tcPr>
+          <w:p>
+            <w:r>
+              <w:t>金额（元）</w:t>
+            </w:r>
+          </w:p>
+        </w:tc>
+      </w:tr>
+      <w:tr>
+        <w:tc>
+          <w:tcPr>
+            <w:tcW w:type="dxa" w:w="2771"/>
+          </w:tcPr>
+          <w:p>
+            <w:r>
+              <w:t>1</w:t>
+            </w:r>
+          </w:p>
+        </w:tc>
+        <w:tc>
+          <w:tcPr>
+            <w:tcW w:type="dxa" w:w="2771"/>
+          </w:tcPr>
+          <w:p>
+            <w:r>
+              <w:t>设备费</w:t>
+            </w:r>
+          </w:p>
+        </w:tc>
+        <w:tc>
+          <w:tcPr>
+            <w:tcW w:type="dxa" w:w="2771"/>
+          </w:tcPr>
+          <w:p>
+            <w:r>
+              <w:t>{{SUMMARY_设备费}}</w:t>
+            </w:r>
+          </w:p>
+        </w:tc>
+      </w:tr>
+      <w:tr>
+        <w:tc>
+          <w:tcPr>
+            <w:tcW w:type="dxa" w:w="2771"/>
+          </w:tcPr>
+          <w:p>
+            <w:r>
+              <w:t>2</w:t>
+            </w:r>
+          </w:p>
+        </w:tc>
+        <w:tc>
+          <w:tcPr>
+            <w:tcW w:type="dxa" w:w="2771"/>
+          </w:tcPr>
+          <w:p>
+            <w:r>
+              <w:t>材料费</w:t>
+            </w:r>
+          </w:p>
+        </w:tc>
+        <w:tc>
+          <w:tcPr>
+            <w:tcW w:type="dxa" w:w="2771"/>
+          </w:tcPr>
+          <w:p>
+            <w:r>
+              <w:t>{{SUMMARY_材料费}}</w:t>
+            </w:r>
+          </w:p>
+        </w:tc>
+      </w:tr>
+      <w:tr>
+        <w:tc>
+          <w:tcPr>
+            <w:tcW w:type="dxa" w:w="2771"/>
+          </w:tcPr>
+          <w:p>
+            <w:r>
+              <w:t>3</w:t>
+            </w:r>
+          </w:p>
+        </w:tc>
+        <w:tc>
+          <w:tcPr>
+            <w:tcW w:type="dxa" w:w="2771"/>
+          </w:tcPr>
+          <w:p>
+            <w:r>
+              <w:t>测试费</w:t>
+            </w:r>
+          </w:p>
+        </w:tc>
+        <w:tc>
+          <w:tcPr>
+            <w:tcW w:type="dxa" w:w="2771"/>
+          </w:tcPr>
+          <w:p>
+            <w:r>
+              <w:t>{{SUMMARY_测试费}}</w:t>
+            </w:r>
+          </w:p>
+        </w:tc>
+      </w:tr>
+      <w:tr>
+        <w:tc>
+          <w:tcPr>
+            <w:tcW w:type="dxa" w:w="2771"/>
+          </w:tcPr>
+          <w:p>
+            <w:r>
+              <w:t>4</w:t>
+            </w:r>
+          </w:p>
+        </w:tc>
+        <w:tc>
+          <w:tcPr>
+            <w:tcW w:type="dxa" w:w="2771"/>
+          </w:tcPr>
+          <w:p>
+            <w:r>
+              <w:t>差旅费</w:t>
+            </w:r>
+          </w:p>
+        </w:tc>
+        <w:tc>
+          <w:tcPr>
+            <w:tcW w:type="dxa" w:w="2771"/>
+          </w:tcPr>
+          <w:p>
+            <w:r>
+              <w:t>{{SUMMARY_差旅费}}</w:t>
+            </w:r>
+          </w:p>
+        </w:tc>
+      </w:tr>
+      <w:tr>
+        <w:tc>
+          <w:tcPr>
+            <w:tcW w:type="dxa" w:w="2771"/>
+          </w:tcPr>
+          <w:p>
+            <w:r>
+              <w:t>5</w:t>
+            </w:r>
+          </w:p>
+        </w:tc>
+        <w:tc>
+          <w:tcPr>
+            <w:tcW w:type="dxa" w:w="2771"/>
+          </w:tcPr>
+          <w:p>
+            <w:r>
+              <w:t>合计</w:t>
+            </w:r>
+          </w:p>
+        </w:tc>
+        <w:tc>
+          <w:tcPr>
+            <w:tcW w:type="dxa" w:w="2771"/>
+          </w:tcPr>
+          <w:p>
+            <w:r>
+              <w:t>{{SUMMARY_合计}}</w:t>
+            </w:r>
+          </w:p>
+        </w:tc>
+      </w:tr>
+    </w:tbl>
+    <w:p/>
+    <w:p>
+      <w:pPr>
+        <w:pStyle w:val="Heading2"/>
+      </w:pPr>
+      <w:r>
+        <w:t>二、各科目明细</w:t>
+      </w:r>
+    </w:p>
     <w:p>
       <w:r>
         <w:t>{%p if ENABLE_EQUIPMENT_FEE %}</w:t>
@@ -1053,9 +1273,6 @@
       </w:numPr>
       <w:contextualSpacing/>
     </w:pPr>
-    <w:rPr>
-      <w:sz w:val="24"/>
-    </w:rPr>
   </w:style>
   <w:style w:type="paragraph" w:styleId="ListBullet2">
     <w:name w:val="List Bullet 2"/>
@@ -1095,9 +1312,6 @@
       </w:numPr>
       <w:contextualSpacing/>
     </w:pPr>
-    <w:rPr>
-      <w:sz w:val="24"/>
-    </w:rPr>
   </w:style>
   <w:style w:type="paragraph" w:styleId="ListNumber2">
     <w:name w:val="List Number 2"/>
@@ -1208,7 +1422,6 @@
       <w:i/>
       <w:iCs/>
       <w:color w:val="000000" w:themeColor="text1"/>
-      <w:sz w:val="22"/>
     </w:rPr>
   </w:style>
   <w:style w:type="character" w:customStyle="1" w:styleId="QuoteChar">
@@ -12228,37 +12441,10 @@
       <w:sz w:val="20"/>
     </w:rPr>
   </w:style>
-  <w:style w:type="paragraph" w:customStyle="1" w:styleId="Legend">
-    <w:name w:val="Legend"/>
-    <w:rPr>
-      <w:i/>
-      <w:sz w:val="20"/>
-    </w:rPr>
-  </w:style>
   <w:style w:type="paragraph" w:customStyle="1" w:styleId="FigureParagraph">
     <w:name w:val="Figure Paragraph"/>
     <w:rPr>
       <w:sz w:val="24"/>
-    </w:rPr>
-  </w:style>
-  <w:style w:type="paragraph" w:customStyle="1" w:styleId="Note">
-    <w:name w:val="Note"/>
-    <w:rPr>
-      <w:i/>
-      <w:sz w:val="20"/>
-    </w:rPr>
-  </w:style>
-  <w:style w:type="paragraph" w:customStyle="1" w:styleId="Checklist">
-    <w:name w:val="Checklist"/>
-    <w:rPr>
-      <w:sz w:val="24"/>
-    </w:rPr>
-  </w:style>
-  <w:style w:type="paragraph" w:customStyle="1" w:styleId="CodeBlock">
-    <w:name w:val="CodeBlock"/>
-    <w:rPr>
-      <w:rFonts w:ascii="Courier New" w:hAnsi="Courier New"/>
-      <w:sz w:val="20"/>
     </w:rPr>
   </w:style>
   <w:style w:type="table" w:customStyle="1" w:styleId="ResearchTable">
